--- a/Photovoltaic power system -- modelling, design, and control 2017 - Weidong Xiao.docx
+++ b/Photovoltaic power system -- modelling, design, and control 2017 - Weidong Xiao.docx
@@ -23,7 +23,7 @@
                     <pic:cNvPicPr/>
                   </pic:nvPicPr>
                   <pic:blipFill>
-                    <a:blip r:embed="rId4">
+                    <a:blip r:embed="rId5">
                       <a:extLst>
                         <a:ext uri="{28A0092B-C50C-407E-A947-70E740481C1C}">
                           <a14:useLocalDpi xmlns:a14="http://schemas.microsoft.com/office/drawing/2010/main" val="0"/>
@@ -56,9 +56,9 @@
           <w:noProof/>
         </w:rPr>
         <w:drawing>
-          <wp:inline distT="0" distB="0" distL="0" distR="0" wp14:anchorId="7E78641A" wp14:editId="2141B698">
-            <wp:extent cx="3283119" cy="1498677"/>
-            <wp:effectExtent l="0" t="0" r="0" b="6350"/>
+          <wp:inline distT="0" distB="0" distL="0" distR="0" wp14:anchorId="7E78641A" wp14:editId="097FB7C8">
+            <wp:extent cx="4992481" cy="2278966"/>
+            <wp:effectExtent l="0" t="0" r="0" b="7620"/>
             <wp:docPr id="935087790" name="Picture 23"/>
             <wp:cNvGraphicFramePr>
               <a:graphicFrameLocks xmlns:a="http://schemas.openxmlformats.org/drawingml/2006/main" noChangeAspect="1"/>
@@ -71,7 +71,7 @@
                     <pic:cNvPicPr/>
                   </pic:nvPicPr>
                   <pic:blipFill>
-                    <a:blip r:embed="rId5">
+                    <a:blip r:embed="rId6">
                       <a:extLst>
                         <a:ext uri="{28A0092B-C50C-407E-A947-70E740481C1C}">
                           <a14:useLocalDpi xmlns:a14="http://schemas.microsoft.com/office/drawing/2010/main" val="0"/>
@@ -85,7 +85,7 @@
                   <pic:spPr>
                     <a:xfrm>
                       <a:off x="0" y="0"/>
-                      <a:ext cx="3283119" cy="1498677"/>
+                      <a:ext cx="5003794" cy="2284130"/>
                     </a:xfrm>
                     <a:prstGeom prst="rect">
                       <a:avLst/>
@@ -104,10 +104,11 @@
         <w:rPr>
           <w:noProof/>
         </w:rPr>
-        <w:drawing>
-          <wp:inline distT="0" distB="0" distL="0" distR="0" wp14:anchorId="4D615793" wp14:editId="4EB91BB6">
-            <wp:extent cx="5114649" cy="2362200"/>
-            <wp:effectExtent l="0" t="0" r="0" b="0"/>
+        <w:lastRenderedPageBreak/>
+        <w:drawing>
+          <wp:inline distT="0" distB="0" distL="0" distR="0" wp14:anchorId="4D615793" wp14:editId="58BB950E">
+            <wp:extent cx="5802525" cy="2679895"/>
+            <wp:effectExtent l="0" t="0" r="8255" b="6350"/>
             <wp:docPr id="1316309548" name="Picture 1"/>
             <wp:cNvGraphicFramePr>
               <a:graphicFrameLocks xmlns:a="http://schemas.openxmlformats.org/drawingml/2006/main" noChangeAspect="1"/>
@@ -120,7 +121,7 @@
                     <pic:cNvPicPr/>
                   </pic:nvPicPr>
                   <pic:blipFill>
-                    <a:blip r:embed="rId6">
+                    <a:blip r:embed="rId7">
                       <a:extLst>
                         <a:ext uri="{28A0092B-C50C-407E-A947-70E740481C1C}">
                           <a14:useLocalDpi xmlns:a14="http://schemas.microsoft.com/office/drawing/2010/main" val="0"/>
@@ -134,7 +135,7 @@
                   <pic:spPr>
                     <a:xfrm>
                       <a:off x="0" y="0"/>
-                      <a:ext cx="5124547" cy="2366771"/>
+                      <a:ext cx="5823334" cy="2689506"/>
                     </a:xfrm>
                     <a:prstGeom prst="rect">
                       <a:avLst/>
@@ -152,10 +153,9 @@
         <w:rPr>
           <w:noProof/>
         </w:rPr>
-        <w:lastRenderedPageBreak/>
-        <w:drawing>
-          <wp:inline distT="0" distB="0" distL="0" distR="0" wp14:anchorId="688E2042" wp14:editId="65305317">
-            <wp:extent cx="5353050" cy="4502405"/>
+        <w:drawing>
+          <wp:inline distT="0" distB="0" distL="0" distR="0" wp14:anchorId="688E2042" wp14:editId="5BEAC1C6">
+            <wp:extent cx="5628138" cy="4733779"/>
             <wp:effectExtent l="0" t="0" r="0" b="0"/>
             <wp:docPr id="2076190904" name="Picture 1"/>
             <wp:cNvGraphicFramePr>
@@ -169,7 +169,7 @@
                     <pic:cNvPicPr/>
                   </pic:nvPicPr>
                   <pic:blipFill>
-                    <a:blip r:embed="rId7">
+                    <a:blip r:embed="rId8">
                       <a:extLst>
                         <a:ext uri="{28A0092B-C50C-407E-A947-70E740481C1C}">
                           <a14:useLocalDpi xmlns:a14="http://schemas.microsoft.com/office/drawing/2010/main" val="0"/>
@@ -183,7 +183,7 @@
                   <pic:spPr>
                     <a:xfrm>
                       <a:off x="0" y="0"/>
-                      <a:ext cx="5360096" cy="4508331"/>
+                      <a:ext cx="5639759" cy="4743553"/>
                     </a:xfrm>
                     <a:prstGeom prst="rect">
                       <a:avLst/>
@@ -201,10 +201,11 @@
         <w:rPr>
           <w:noProof/>
         </w:rPr>
-        <w:drawing>
-          <wp:inline distT="0" distB="0" distL="0" distR="0" wp14:anchorId="128A9649" wp14:editId="69B41BC6">
-            <wp:extent cx="3918151" cy="3156112"/>
-            <wp:effectExtent l="0" t="0" r="6350" b="6350"/>
+        <w:lastRenderedPageBreak/>
+        <w:drawing>
+          <wp:inline distT="0" distB="0" distL="0" distR="0" wp14:anchorId="128A9649" wp14:editId="2CD9F26E">
+            <wp:extent cx="4846349" cy="3903785"/>
+            <wp:effectExtent l="0" t="0" r="0" b="1905"/>
             <wp:docPr id="1605918439" name="Picture 1"/>
             <wp:cNvGraphicFramePr>
               <a:graphicFrameLocks xmlns:a="http://schemas.openxmlformats.org/drawingml/2006/main" noChangeAspect="1"/>
@@ -217,7 +218,7 @@
                     <pic:cNvPicPr/>
                   </pic:nvPicPr>
                   <pic:blipFill>
-                    <a:blip r:embed="rId8">
+                    <a:blip r:embed="rId9">
                       <a:extLst>
                         <a:ext uri="{28A0092B-C50C-407E-A947-70E740481C1C}">
                           <a14:useLocalDpi xmlns:a14="http://schemas.microsoft.com/office/drawing/2010/main" val="0"/>
@@ -231,7 +232,7 @@
                   <pic:spPr>
                     <a:xfrm>
                       <a:off x="0" y="0"/>
-                      <a:ext cx="3918151" cy="3156112"/>
+                      <a:ext cx="4852038" cy="3908368"/>
                     </a:xfrm>
                     <a:prstGeom prst="rect">
                       <a:avLst/>
@@ -249,10 +250,9 @@
         <w:rPr>
           <w:noProof/>
         </w:rPr>
-        <w:lastRenderedPageBreak/>
-        <w:drawing>
-          <wp:inline distT="0" distB="0" distL="0" distR="0" wp14:anchorId="2852454C" wp14:editId="697B465D">
-            <wp:extent cx="4121362" cy="3473629"/>
+        <w:drawing>
+          <wp:inline distT="0" distB="0" distL="0" distR="0" wp14:anchorId="2852454C" wp14:editId="6577D11F">
+            <wp:extent cx="5247249" cy="4422566"/>
             <wp:effectExtent l="0" t="0" r="0" b="0"/>
             <wp:docPr id="313944294" name="Picture 3"/>
             <wp:cNvGraphicFramePr>
@@ -266,7 +266,7 @@
                     <pic:cNvPicPr/>
                   </pic:nvPicPr>
                   <pic:blipFill>
-                    <a:blip r:embed="rId9">
+                    <a:blip r:embed="rId10">
                       <a:extLst>
                         <a:ext uri="{28A0092B-C50C-407E-A947-70E740481C1C}">
                           <a14:useLocalDpi xmlns:a14="http://schemas.microsoft.com/office/drawing/2010/main" val="0"/>
@@ -280,7 +280,7 @@
                   <pic:spPr>
                     <a:xfrm>
                       <a:off x="0" y="0"/>
-                      <a:ext cx="4121362" cy="3473629"/>
+                      <a:ext cx="5248868" cy="4423930"/>
                     </a:xfrm>
                     <a:prstGeom prst="rect">
                       <a:avLst/>
@@ -298,10 +298,11 @@
         <w:rPr>
           <w:noProof/>
         </w:rPr>
-        <w:drawing>
-          <wp:inline distT="0" distB="0" distL="0" distR="0" wp14:anchorId="76058EC6" wp14:editId="3B21245F">
-            <wp:extent cx="4165814" cy="2267067"/>
-            <wp:effectExtent l="0" t="0" r="6350" b="0"/>
+        <w:lastRenderedPageBreak/>
+        <w:drawing>
+          <wp:inline distT="0" distB="0" distL="0" distR="0" wp14:anchorId="76058EC6" wp14:editId="769606D2">
+            <wp:extent cx="5835600" cy="3175200"/>
+            <wp:effectExtent l="0" t="0" r="0" b="6350"/>
             <wp:docPr id="17837969" name="Picture 4"/>
             <wp:cNvGraphicFramePr>
               <a:graphicFrameLocks xmlns:a="http://schemas.openxmlformats.org/drawingml/2006/main" noChangeAspect="1"/>
@@ -314,7 +315,7 @@
                     <pic:cNvPicPr/>
                   </pic:nvPicPr>
                   <pic:blipFill>
-                    <a:blip r:embed="rId10">
+                    <a:blip r:embed="rId11">
                       <a:extLst>
                         <a:ext uri="{28A0092B-C50C-407E-A947-70E740481C1C}">
                           <a14:useLocalDpi xmlns:a14="http://schemas.microsoft.com/office/drawing/2010/main" val="0"/>
@@ -328,7 +329,7 @@
                   <pic:spPr>
                     <a:xfrm>
                       <a:off x="0" y="0"/>
-                      <a:ext cx="4165814" cy="2267067"/>
+                      <a:ext cx="5835600" cy="3175200"/>
                     </a:xfrm>
                     <a:prstGeom prst="rect">
                       <a:avLst/>
@@ -347,8 +348,8 @@
           <w:noProof/>
         </w:rPr>
         <w:drawing>
-          <wp:inline distT="0" distB="0" distL="0" distR="0" wp14:anchorId="2137D059" wp14:editId="4B08C3FB">
-            <wp:extent cx="4191215" cy="2254366"/>
+          <wp:inline distT="0" distB="0" distL="0" distR="0" wp14:anchorId="2137D059" wp14:editId="59B00318">
+            <wp:extent cx="5740805" cy="3087858"/>
             <wp:effectExtent l="0" t="0" r="0" b="0"/>
             <wp:docPr id="979664930" name="Picture 5"/>
             <wp:cNvGraphicFramePr>
@@ -362,7 +363,7 @@
                     <pic:cNvPicPr/>
                   </pic:nvPicPr>
                   <pic:blipFill>
-                    <a:blip r:embed="rId11">
+                    <a:blip r:embed="rId12">
                       <a:extLst>
                         <a:ext uri="{28A0092B-C50C-407E-A947-70E740481C1C}">
                           <a14:useLocalDpi xmlns:a14="http://schemas.microsoft.com/office/drawing/2010/main" val="0"/>
@@ -376,7 +377,7 @@
                   <pic:spPr>
                     <a:xfrm>
                       <a:off x="0" y="0"/>
-                      <a:ext cx="4191215" cy="2254366"/>
+                      <a:ext cx="5746820" cy="3091094"/>
                     </a:xfrm>
                     <a:prstGeom prst="rect">
                       <a:avLst/>
@@ -396,9 +397,9 @@
         </w:rPr>
         <w:lastRenderedPageBreak/>
         <w:drawing>
-          <wp:inline distT="0" distB="0" distL="0" distR="0" wp14:anchorId="5337DE40" wp14:editId="2E90BCAD">
-            <wp:extent cx="3981655" cy="3289469"/>
-            <wp:effectExtent l="0" t="0" r="0" b="6350"/>
+          <wp:inline distT="0" distB="0" distL="0" distR="0" wp14:anchorId="5337DE40" wp14:editId="6D28D6E4">
+            <wp:extent cx="5828178" cy="4814987"/>
+            <wp:effectExtent l="0" t="0" r="1270" b="5080"/>
             <wp:docPr id="784629293" name="Picture 6"/>
             <wp:cNvGraphicFramePr>
               <a:graphicFrameLocks xmlns:a="http://schemas.openxmlformats.org/drawingml/2006/main" noChangeAspect="1"/>
@@ -411,7 +412,7 @@
                     <pic:cNvPicPr/>
                   </pic:nvPicPr>
                   <pic:blipFill>
-                    <a:blip r:embed="rId12">
+                    <a:blip r:embed="rId13">
                       <a:extLst>
                         <a:ext uri="{28A0092B-C50C-407E-A947-70E740481C1C}">
                           <a14:useLocalDpi xmlns:a14="http://schemas.microsoft.com/office/drawing/2010/main" val="0"/>
@@ -425,7 +426,7 @@
                   <pic:spPr>
                     <a:xfrm>
                       <a:off x="0" y="0"/>
-                      <a:ext cx="3981655" cy="3289469"/>
+                      <a:ext cx="5847591" cy="4831025"/>
                     </a:xfrm>
                     <a:prstGeom prst="rect">
                       <a:avLst/>
@@ -444,8 +445,8 @@
           <w:noProof/>
         </w:rPr>
         <w:drawing>
-          <wp:inline distT="0" distB="0" distL="0" distR="0" wp14:anchorId="14D54CBA" wp14:editId="090FDB91">
-            <wp:extent cx="3949903" cy="2000353"/>
+          <wp:inline distT="0" distB="0" distL="0" distR="0" wp14:anchorId="14D54CBA" wp14:editId="0551A675">
+            <wp:extent cx="5833404" cy="2954215"/>
             <wp:effectExtent l="0" t="0" r="0" b="0"/>
             <wp:docPr id="1884512319" name="Picture 7"/>
             <wp:cNvGraphicFramePr>
@@ -459,7 +460,7 @@
                     <pic:cNvPicPr/>
                   </pic:nvPicPr>
                   <pic:blipFill>
-                    <a:blip r:embed="rId13">
+                    <a:blip r:embed="rId14">
                       <a:extLst>
                         <a:ext uri="{28A0092B-C50C-407E-A947-70E740481C1C}">
                           <a14:useLocalDpi xmlns:a14="http://schemas.microsoft.com/office/drawing/2010/main" val="0"/>
@@ -473,7 +474,7 @@
                   <pic:spPr>
                     <a:xfrm>
                       <a:off x="0" y="0"/>
-                      <a:ext cx="3949903" cy="2000353"/>
+                      <a:ext cx="5847180" cy="2961191"/>
                     </a:xfrm>
                     <a:prstGeom prst="rect">
                       <a:avLst/>
@@ -491,10 +492,11 @@
         <w:rPr>
           <w:noProof/>
         </w:rPr>
-        <w:drawing>
-          <wp:inline distT="0" distB="0" distL="0" distR="0" wp14:anchorId="60D52878" wp14:editId="2C30483A">
-            <wp:extent cx="4051508" cy="768389"/>
-            <wp:effectExtent l="0" t="0" r="6350" b="0"/>
+        <w:lastRenderedPageBreak/>
+        <w:drawing>
+          <wp:inline distT="0" distB="0" distL="0" distR="0" wp14:anchorId="60D52878" wp14:editId="23932813">
+            <wp:extent cx="6432295" cy="1266093"/>
+            <wp:effectExtent l="0" t="0" r="6985" b="0"/>
             <wp:docPr id="653777615" name="Picture 8"/>
             <wp:cNvGraphicFramePr>
               <a:graphicFrameLocks xmlns:a="http://schemas.openxmlformats.org/drawingml/2006/main" noChangeAspect="1"/>
@@ -506,26 +508,35 @@
                     <pic:cNvPr id="653777615" name=""/>
                     <pic:cNvPicPr/>
                   </pic:nvPicPr>
-                  <pic:blipFill>
-                    <a:blip r:embed="rId14">
-                      <a:extLst>
-                        <a:ext uri="{28A0092B-C50C-407E-A947-70E740481C1C}">
-                          <a14:useLocalDpi xmlns:a14="http://schemas.microsoft.com/office/drawing/2010/main" val="0"/>
-                        </a:ext>
-                      </a:extLst>
-                    </a:blip>
-                    <a:stretch>
-                      <a:fillRect/>
-                    </a:stretch>
-                  </pic:blipFill>
-                  <pic:spPr>
-                    <a:xfrm>
-                      <a:off x="0" y="0"/>
-                      <a:ext cx="4051508" cy="768389"/>
-                    </a:xfrm>
-                    <a:prstGeom prst="rect">
-                      <a:avLst/>
-                    </a:prstGeom>
+                  <pic:blipFill rotWithShape="1">
+                    <a:blip r:embed="rId15">
+                      <a:extLst>
+                        <a:ext uri="{28A0092B-C50C-407E-A947-70E740481C1C}">
+                          <a14:useLocalDpi xmlns:a14="http://schemas.microsoft.com/office/drawing/2010/main" val="0"/>
+                        </a:ext>
+                      </a:extLst>
+                    </a:blip>
+                    <a:srcRect r="3647"/>
+                    <a:stretch>
+                      <a:fillRect/>
+                    </a:stretch>
+                  </pic:blipFill>
+                  <pic:spPr bwMode="auto">
+                    <a:xfrm>
+                      <a:off x="0" y="0"/>
+                      <a:ext cx="6479655" cy="1275415"/>
+                    </a:xfrm>
+                    <a:prstGeom prst="rect">
+                      <a:avLst/>
+                    </a:prstGeom>
+                    <a:ln>
+                      <a:noFill/>
+                    </a:ln>
+                    <a:extLst>
+                      <a:ext uri="{53640926-AAD7-44D8-BBD7-CCE9431645EC}">
+                        <a14:shadowObscured xmlns:a14="http://schemas.microsoft.com/office/drawing/2010/main"/>
+                      </a:ext>
+                    </a:extLst>
                   </pic:spPr>
                 </pic:pic>
               </a:graphicData>
@@ -555,7 +566,7 @@
                     <pic:cNvPicPr/>
                   </pic:nvPicPr>
                   <pic:blipFill>
-                    <a:blip r:embed="rId15">
+                    <a:blip r:embed="rId16">
                       <a:extLst>
                         <a:ext uri="{28A0092B-C50C-407E-A947-70E740481C1C}">
                           <a14:useLocalDpi xmlns:a14="http://schemas.microsoft.com/office/drawing/2010/main" val="0"/>
@@ -587,7 +598,6 @@
         <w:rPr>
           <w:noProof/>
         </w:rPr>
-        <w:lastRenderedPageBreak/>
         <w:drawing>
           <wp:inline distT="0" distB="0" distL="0" distR="0" wp14:anchorId="7BA1095C" wp14:editId="17BFB969">
             <wp:extent cx="3968954" cy="1663786"/>
@@ -604,7 +614,7 @@
                     <pic:cNvPicPr/>
                   </pic:nvPicPr>
                   <pic:blipFill>
-                    <a:blip r:embed="rId16">
+                    <a:blip r:embed="rId17">
                       <a:extLst>
                         <a:ext uri="{28A0092B-C50C-407E-A947-70E740481C1C}">
                           <a14:useLocalDpi xmlns:a14="http://schemas.microsoft.com/office/drawing/2010/main" val="0"/>
@@ -652,7 +662,7 @@
                     <pic:cNvPicPr/>
                   </pic:nvPicPr>
                   <pic:blipFill>
-                    <a:blip r:embed="rId17">
+                    <a:blip r:embed="rId18">
                       <a:extLst>
                         <a:ext uri="{28A0092B-C50C-407E-A947-70E740481C1C}">
                           <a14:useLocalDpi xmlns:a14="http://schemas.microsoft.com/office/drawing/2010/main" val="0"/>
@@ -684,10 +694,11 @@
         <w:rPr>
           <w:noProof/>
         </w:rPr>
-        <w:drawing>
-          <wp:inline distT="0" distB="0" distL="0" distR="0" wp14:anchorId="197E5D27" wp14:editId="5334D233">
-            <wp:extent cx="3537132" cy="2095608"/>
-            <wp:effectExtent l="0" t="0" r="6350" b="0"/>
+        <w:lastRenderedPageBreak/>
+        <w:drawing>
+          <wp:inline distT="0" distB="0" distL="0" distR="0" wp14:anchorId="197E5D27" wp14:editId="32AE55A5">
+            <wp:extent cx="4220055" cy="2500212"/>
+            <wp:effectExtent l="0" t="0" r="9525" b="0"/>
             <wp:docPr id="1652796833" name="Picture 12"/>
             <wp:cNvGraphicFramePr>
               <a:graphicFrameLocks xmlns:a="http://schemas.openxmlformats.org/drawingml/2006/main" noChangeAspect="1"/>
@@ -700,7 +711,7 @@
                     <pic:cNvPicPr/>
                   </pic:nvPicPr>
                   <pic:blipFill>
-                    <a:blip r:embed="rId18">
+                    <a:blip r:embed="rId19">
                       <a:extLst>
                         <a:ext uri="{28A0092B-C50C-407E-A947-70E740481C1C}">
                           <a14:useLocalDpi xmlns:a14="http://schemas.microsoft.com/office/drawing/2010/main" val="0"/>
@@ -714,7 +725,7 @@
                   <pic:spPr>
                     <a:xfrm>
                       <a:off x="0" y="0"/>
-                      <a:ext cx="3537132" cy="2095608"/>
+                      <a:ext cx="4229301" cy="2505690"/>
                     </a:xfrm>
                     <a:prstGeom prst="rect">
                       <a:avLst/>
@@ -732,11 +743,10 @@
         <w:rPr>
           <w:noProof/>
         </w:rPr>
-        <w:lastRenderedPageBreak/>
-        <w:drawing>
-          <wp:inline distT="0" distB="0" distL="0" distR="0" wp14:anchorId="09401BAB" wp14:editId="6AB10B69">
-            <wp:extent cx="4064209" cy="4375375"/>
-            <wp:effectExtent l="0" t="0" r="0" b="6350"/>
+        <w:drawing>
+          <wp:inline distT="0" distB="0" distL="0" distR="0" wp14:anchorId="09401BAB" wp14:editId="4F988E6C">
+            <wp:extent cx="5440721" cy="5857276"/>
+            <wp:effectExtent l="0" t="0" r="7620" b="0"/>
             <wp:docPr id="963308101" name="Picture 13"/>
             <wp:cNvGraphicFramePr>
               <a:graphicFrameLocks xmlns:a="http://schemas.openxmlformats.org/drawingml/2006/main" noChangeAspect="1"/>
@@ -749,7 +759,7 @@
                     <pic:cNvPicPr/>
                   </pic:nvPicPr>
                   <pic:blipFill>
-                    <a:blip r:embed="rId19">
+                    <a:blip r:embed="rId20">
                       <a:extLst>
                         <a:ext uri="{28A0092B-C50C-407E-A947-70E740481C1C}">
                           <a14:useLocalDpi xmlns:a14="http://schemas.microsoft.com/office/drawing/2010/main" val="0"/>
@@ -763,7 +773,7 @@
                   <pic:spPr>
                     <a:xfrm>
                       <a:off x="0" y="0"/>
-                      <a:ext cx="4064209" cy="4375375"/>
+                      <a:ext cx="5448851" cy="5866029"/>
                     </a:xfrm>
                     <a:prstGeom prst="rect">
                       <a:avLst/>
@@ -781,9 +791,10 @@
         <w:rPr>
           <w:noProof/>
         </w:rPr>
-        <w:drawing>
-          <wp:inline distT="0" distB="0" distL="0" distR="0" wp14:anchorId="510C99BA" wp14:editId="1BC69D5A">
-            <wp:extent cx="3416476" cy="1219263"/>
+        <w:lastRenderedPageBreak/>
+        <w:drawing>
+          <wp:inline distT="0" distB="0" distL="0" distR="0" wp14:anchorId="510C99BA" wp14:editId="5BD3CA0F">
+            <wp:extent cx="5948662" cy="2122942"/>
             <wp:effectExtent l="0" t="0" r="0" b="0"/>
             <wp:docPr id="305635892" name="Picture 14"/>
             <wp:cNvGraphicFramePr>
@@ -797,7 +808,7 @@
                     <pic:cNvPicPr/>
                   </pic:nvPicPr>
                   <pic:blipFill>
-                    <a:blip r:embed="rId20">
+                    <a:blip r:embed="rId21">
                       <a:extLst>
                         <a:ext uri="{28A0092B-C50C-407E-A947-70E740481C1C}">
                           <a14:useLocalDpi xmlns:a14="http://schemas.microsoft.com/office/drawing/2010/main" val="0"/>
@@ -811,7 +822,7 @@
                   <pic:spPr>
                     <a:xfrm>
                       <a:off x="0" y="0"/>
-                      <a:ext cx="3416476" cy="1219263"/>
+                      <a:ext cx="5990808" cy="2137983"/>
                     </a:xfrm>
                     <a:prstGeom prst="rect">
                       <a:avLst/>
@@ -830,9 +841,9 @@
           <w:noProof/>
         </w:rPr>
         <w:drawing>
-          <wp:inline distT="0" distB="0" distL="0" distR="0" wp14:anchorId="7011759F" wp14:editId="1388D932">
-            <wp:extent cx="3899100" cy="1816193"/>
-            <wp:effectExtent l="0" t="0" r="6350" b="0"/>
+          <wp:inline distT="0" distB="0" distL="0" distR="0" wp14:anchorId="7011759F" wp14:editId="3D05C1CD">
+            <wp:extent cx="5751969" cy="2679256"/>
+            <wp:effectExtent l="0" t="0" r="1270" b="6985"/>
             <wp:docPr id="1206177632" name="Picture 15"/>
             <wp:cNvGraphicFramePr>
               <a:graphicFrameLocks xmlns:a="http://schemas.openxmlformats.org/drawingml/2006/main" noChangeAspect="1"/>
@@ -845,7 +856,7 @@
                     <pic:cNvPicPr/>
                   </pic:nvPicPr>
                   <pic:blipFill>
-                    <a:blip r:embed="rId21">
+                    <a:blip r:embed="rId22">
                       <a:extLst>
                         <a:ext uri="{28A0092B-C50C-407E-A947-70E740481C1C}">
                           <a14:useLocalDpi xmlns:a14="http://schemas.microsoft.com/office/drawing/2010/main" val="0"/>
@@ -859,7 +870,7 @@
                   <pic:spPr>
                     <a:xfrm>
                       <a:off x="0" y="0"/>
-                      <a:ext cx="3899100" cy="1816193"/>
+                      <a:ext cx="5764679" cy="2685176"/>
                     </a:xfrm>
                     <a:prstGeom prst="rect">
                       <a:avLst/>
@@ -877,7 +888,6 @@
         <w:rPr>
           <w:noProof/>
         </w:rPr>
-        <w:lastRenderedPageBreak/>
         <w:drawing>
           <wp:inline distT="0" distB="0" distL="0" distR="0" wp14:anchorId="030F5D72" wp14:editId="022D4C39">
             <wp:extent cx="3886400" cy="1676486"/>
@@ -894,7 +904,7 @@
                     <pic:cNvPicPr/>
                   </pic:nvPicPr>
                   <pic:blipFill>
-                    <a:blip r:embed="rId22">
+                    <a:blip r:embed="rId23">
                       <a:extLst>
                         <a:ext uri="{28A0092B-C50C-407E-A947-70E740481C1C}">
                           <a14:useLocalDpi xmlns:a14="http://schemas.microsoft.com/office/drawing/2010/main" val="0"/>
@@ -940,7 +950,7 @@
                     <pic:cNvPicPr/>
                   </pic:nvPicPr>
                   <pic:blipFill>
-                    <a:blip r:embed="rId23">
+                    <a:blip r:embed="rId24">
                       <a:extLst>
                         <a:ext uri="{28A0092B-C50C-407E-A947-70E740481C1C}">
                           <a14:useLocalDpi xmlns:a14="http://schemas.microsoft.com/office/drawing/2010/main" val="0"/>
@@ -972,6 +982,7 @@
         <w:rPr>
           <w:noProof/>
         </w:rPr>
+        <w:lastRenderedPageBreak/>
         <w:drawing>
           <wp:inline distT="0" distB="0" distL="0" distR="0" wp14:anchorId="502F781F" wp14:editId="14AF94C3">
             <wp:extent cx="3435527" cy="3410125"/>
@@ -988,7 +999,7 @@
                     <pic:cNvPicPr/>
                   </pic:nvPicPr>
                   <pic:blipFill>
-                    <a:blip r:embed="rId24">
+                    <a:blip r:embed="rId25">
                       <a:extLst>
                         <a:ext uri="{28A0092B-C50C-407E-A947-70E740481C1C}">
                           <a14:useLocalDpi xmlns:a14="http://schemas.microsoft.com/office/drawing/2010/main" val="0"/>
@@ -1020,7 +1031,6 @@
         <w:rPr>
           <w:noProof/>
         </w:rPr>
-        <w:lastRenderedPageBreak/>
         <w:drawing>
           <wp:inline distT="0" distB="0" distL="0" distR="0" wp14:anchorId="0E996765" wp14:editId="2E2043DE">
             <wp:extent cx="4108661" cy="4445228"/>
@@ -1037,7 +1047,7 @@
                     <pic:cNvPicPr/>
                   </pic:nvPicPr>
                   <pic:blipFill>
-                    <a:blip r:embed="rId25">
+                    <a:blip r:embed="rId26">
                       <a:extLst>
                         <a:ext uri="{28A0092B-C50C-407E-A947-70E740481C1C}">
                           <a14:useLocalDpi xmlns:a14="http://schemas.microsoft.com/office/drawing/2010/main" val="0"/>
@@ -1070,6 +1080,7 @@
         <w:rPr>
           <w:noProof/>
         </w:rPr>
+        <w:lastRenderedPageBreak/>
         <w:drawing>
           <wp:inline distT="0" distB="0" distL="0" distR="0" wp14:anchorId="115EBC41" wp14:editId="1FB7C6B1">
             <wp:extent cx="3988005" cy="1968601"/>
@@ -1086,7 +1097,7 @@
                     <pic:cNvPicPr/>
                   </pic:nvPicPr>
                   <pic:blipFill>
-                    <a:blip r:embed="rId26">
+                    <a:blip r:embed="rId27">
                       <a:extLst>
                         <a:ext uri="{28A0092B-C50C-407E-A947-70E740481C1C}">
                           <a14:useLocalDpi xmlns:a14="http://schemas.microsoft.com/office/drawing/2010/main" val="0"/>
@@ -1118,10 +1129,9 @@
         <w:rPr>
           <w:noProof/>
         </w:rPr>
-        <w:lastRenderedPageBreak/>
-        <w:drawing>
-          <wp:inline distT="0" distB="0" distL="0" distR="0" wp14:anchorId="603CCE6D" wp14:editId="7450D422">
-            <wp:extent cx="4026107" cy="3753043"/>
+        <w:drawing>
+          <wp:inline distT="0" distB="0" distL="0" distR="0" wp14:anchorId="603CCE6D" wp14:editId="404AA5EA">
+            <wp:extent cx="5172176" cy="4821382"/>
             <wp:effectExtent l="0" t="0" r="0" b="0"/>
             <wp:docPr id="39153015" name="Picture 18"/>
             <wp:cNvGraphicFramePr>
@@ -1135,7 +1145,7 @@
                     <pic:cNvPicPr/>
                   </pic:nvPicPr>
                   <pic:blipFill>
-                    <a:blip r:embed="rId27">
+                    <a:blip r:embed="rId28">
                       <a:extLst>
                         <a:ext uri="{28A0092B-C50C-407E-A947-70E740481C1C}">
                           <a14:useLocalDpi xmlns:a14="http://schemas.microsoft.com/office/drawing/2010/main" val="0"/>
@@ -1149,7 +1159,7 @@
                   <pic:spPr>
                     <a:xfrm>
                       <a:off x="0" y="0"/>
-                      <a:ext cx="4026107" cy="3753043"/>
+                      <a:ext cx="5179573" cy="4828278"/>
                     </a:xfrm>
                     <a:prstGeom prst="rect">
                       <a:avLst/>
@@ -1183,7 +1193,7 @@
                     <pic:cNvPicPr/>
                   </pic:nvPicPr>
                   <pic:blipFill>
-                    <a:blip r:embed="rId28">
+                    <a:blip r:embed="rId29">
                       <a:extLst>
                         <a:ext uri="{28A0092B-C50C-407E-A947-70E740481C1C}">
                           <a14:useLocalDpi xmlns:a14="http://schemas.microsoft.com/office/drawing/2010/main" val="0"/>
@@ -1217,9 +1227,9 @@
         </w:rPr>
         <w:lastRenderedPageBreak/>
         <w:drawing>
-          <wp:inline distT="0" distB="0" distL="0" distR="0" wp14:anchorId="2C677396" wp14:editId="17CA05AE">
-            <wp:extent cx="4889751" cy="4273770"/>
-            <wp:effectExtent l="0" t="0" r="6350" b="0"/>
+          <wp:inline distT="0" distB="0" distL="0" distR="0" wp14:anchorId="2C677396" wp14:editId="0D2A6B2D">
+            <wp:extent cx="6172538" cy="5394960"/>
+            <wp:effectExtent l="0" t="0" r="0" b="0"/>
             <wp:docPr id="1262529076" name="Picture 1"/>
             <wp:cNvGraphicFramePr>
               <a:graphicFrameLocks xmlns:a="http://schemas.openxmlformats.org/drawingml/2006/main" noChangeAspect="1"/>
@@ -1232,7 +1242,7 @@
                     <pic:cNvPicPr/>
                   </pic:nvPicPr>
                   <pic:blipFill>
-                    <a:blip r:embed="rId29">
+                    <a:blip r:embed="rId30">
                       <a:extLst>
                         <a:ext uri="{28A0092B-C50C-407E-A947-70E740481C1C}">
                           <a14:useLocalDpi xmlns:a14="http://schemas.microsoft.com/office/drawing/2010/main" val="0"/>
@@ -1246,7 +1256,7 @@
                   <pic:spPr>
                     <a:xfrm>
                       <a:off x="0" y="0"/>
-                      <a:ext cx="4889751" cy="4273770"/>
+                      <a:ext cx="6178810" cy="5400442"/>
                     </a:xfrm>
                     <a:prstGeom prst="rect">
                       <a:avLst/>
@@ -1278,7 +1288,7 @@
                     <pic:cNvPicPr/>
                   </pic:nvPicPr>
                   <pic:blipFill>
-                    <a:blip r:embed="rId30">
+                    <a:blip r:embed="rId31">
                       <a:extLst>
                         <a:ext uri="{28A0092B-C50C-407E-A947-70E740481C1C}">
                           <a14:useLocalDpi xmlns:a14="http://schemas.microsoft.com/office/drawing/2010/main" val="0"/>
@@ -2551,4 +2561,16 @@
     </a:ext>
   </a:extLst>
 </a:theme>
+</file>
+
+<file path=customXml/item1.xml><?xml version="1.0" encoding="utf-8"?>
+<b:Sources xmlns:b="http://schemas.openxmlformats.org/officeDocument/2006/bibliography" xmlns="http://schemas.openxmlformats.org/officeDocument/2006/bibliography" SelectedStyle="\APASixthEditionOfficeOnline.xsl" StyleName="APA" Version="6"/>
+</file>
+
+<file path=customXml/itemProps1.xml><?xml version="1.0" encoding="utf-8"?>
+<ds:datastoreItem xmlns:ds="http://schemas.openxmlformats.org/officeDocument/2006/customXml" ds:itemID="{A758FFC9-D366-414B-A6F8-19680ACDD8DF}">
+  <ds:schemaRefs>
+    <ds:schemaRef ds:uri="http://schemas.openxmlformats.org/officeDocument/2006/bibliography"/>
+  </ds:schemaRefs>
+</ds:datastoreItem>
 </file>